--- a/src/assets/current_documents/Word Documents/New Points for Website - June 1st 2026.docx
+++ b/src/assets/current_documents/Word Documents/New Points for Website - June 1st 2026.docx
@@ -83,37 +83,12 @@
         <w:spacing w:after="18" w:line="277" w:lineRule="auto"/>
         <w:ind w:hanging="360"/>
       </w:pPr>
-      <w:proofErr w:type="gramStart"/>
       <w:r>
         <w:rPr>
           <w:b/>
           <w:sz w:val="24"/>
         </w:rPr>
-        <w:t>This 1,000 votes</w:t>
-      </w:r>
-      <w:proofErr w:type="gramEnd"/>
-      <w:r>
-        <w:rPr>
-          <w:b/>
-          <w:sz w:val="24"/>
-        </w:rPr>
-        <w:t xml:space="preserve"> ADDS to the </w:t>
-      </w:r>
-      <w:proofErr w:type="gramStart"/>
-      <w:r>
-        <w:rPr>
-          <w:b/>
-          <w:sz w:val="24"/>
-        </w:rPr>
-        <w:t>completely separate</w:t>
-      </w:r>
-      <w:proofErr w:type="gramEnd"/>
-      <w:r>
-        <w:rPr>
-          <w:b/>
-          <w:sz w:val="24"/>
-        </w:rPr>
-        <w:t xml:space="preserve"> other properties</w:t>
+        <w:t>This 1,000 votes ADDS to the completely separate other properties</w:t>
       </w:r>
       <w:r>
         <w:rPr>
@@ -272,601 +247,7 @@
         <w:t xml:space="preserve"> </w:t>
       </w:r>
       <w:r>
-        <w:t xml:space="preserve"> </w:t>
-      </w:r>
-    </w:p>
-    <w:p>
-      <w:pPr>
-        <w:spacing w:after="6" w:line="264" w:lineRule="auto"/>
-        <w:ind w:left="26" w:hanging="10"/>
-        <w:jc w:val="center"/>
-      </w:pPr>
-      <w:r>
-        <w:rPr>
-          <w:b/>
-          <w:sz w:val="28"/>
-        </w:rPr>
-        <w:t>VAIL RESORTS</w:t>
-      </w:r>
-      <w:r>
-        <w:t xml:space="preserve"> </w:t>
-      </w:r>
-      <w:r>
-        <w:rPr>
-          <w:b/>
-          <w:sz w:val="28"/>
-        </w:rPr>
-        <w:t>CAN MAKE KNC HOMEOWNERS PAY FOR VAIL RESORTS’ EXPENSES.</w:t>
-      </w:r>
-      <w:r>
-        <w:t xml:space="preserve"> </w:t>
-      </w:r>
-    </w:p>
-    <w:p>
-      <w:pPr>
-        <w:spacing w:after="0"/>
-        <w:ind w:left="586"/>
-        <w:jc w:val="center"/>
-      </w:pPr>
-      <w:r>
-        <w:rPr>
-          <w:b/>
-          <w:sz w:val="28"/>
-        </w:rPr>
-        <w:t xml:space="preserve"> </w:t>
-      </w:r>
-      <w:r>
-        <w:t xml:space="preserve"> </w:t>
-      </w:r>
-    </w:p>
-    <w:p>
-      <w:pPr>
-        <w:numPr>
-          <w:ilvl w:val="0"/>
-          <w:numId w:val="1"/>
-        </w:numPr>
-        <w:spacing w:after="18" w:line="277" w:lineRule="auto"/>
-        <w:ind w:hanging="360"/>
-      </w:pPr>
-      <w:r>
-        <w:rPr>
-          <w:b/>
-          <w:sz w:val="24"/>
-        </w:rPr>
-        <w:t>KNC Homeowners are Taxed for Improvements on Privately-Owned Property</w:t>
-      </w:r>
-      <w:r>
-        <w:rPr>
-          <w:sz w:val="24"/>
-        </w:rPr>
-        <w:t xml:space="preserve"> – </w:t>
-      </w:r>
-      <w:r>
-        <w:rPr>
-          <w:b/>
-          <w:i/>
-          <w:sz w:val="24"/>
-        </w:rPr>
-        <w:t xml:space="preserve">NOT </w:t>
-      </w:r>
-      <w:r>
-        <w:rPr>
-          <w:sz w:val="24"/>
-        </w:rPr>
-        <w:t xml:space="preserve">Commonly Owned Property as Colorado Law Requires. </w:t>
-      </w:r>
-      <w:r>
-        <w:t xml:space="preserve"> </w:t>
-      </w:r>
-    </w:p>
-    <w:p>
-      <w:pPr>
-        <w:numPr>
-          <w:ilvl w:val="0"/>
-          <w:numId w:val="1"/>
-        </w:numPr>
-        <w:spacing w:after="18" w:line="277" w:lineRule="auto"/>
-        <w:ind w:hanging="360"/>
-      </w:pPr>
-      <w:r>
-        <w:rPr>
-          <w:b/>
-          <w:sz w:val="24"/>
-        </w:rPr>
-        <w:t>Mark Mathews directed the Reserve Study analysts to include privately-owned properties</w:t>
-      </w:r>
-      <w:r>
-        <w:rPr>
-          <w:sz w:val="24"/>
-        </w:rPr>
-        <w:t xml:space="preserve"> in their analysis of costs that KNC Homeowners must maintain and improve. </w:t>
-      </w:r>
-      <w:r>
-        <w:t xml:space="preserve"> </w:t>
-      </w:r>
-    </w:p>
-    <w:p>
-      <w:pPr>
-        <w:numPr>
-          <w:ilvl w:val="0"/>
-          <w:numId w:val="1"/>
-        </w:numPr>
-        <w:spacing w:after="18" w:line="277" w:lineRule="auto"/>
-        <w:ind w:hanging="360"/>
-      </w:pPr>
-      <w:r>
-        <w:rPr>
-          <w:sz w:val="24"/>
-        </w:rPr>
-        <w:t xml:space="preserve">So, </w:t>
-      </w:r>
-      <w:r>
-        <w:rPr>
-          <w:b/>
-          <w:sz w:val="24"/>
-        </w:rPr>
-        <w:t>KNC Homeowners are paying for improvements on the Kindred Resorts property for their snowmelt system at a cost of 4 million dollars.</w:t>
-      </w:r>
-      <w:r>
-        <w:rPr>
-          <w:sz w:val="24"/>
-        </w:rPr>
-        <w:t xml:space="preserve"> </w:t>
-      </w:r>
-      <w:r>
-        <w:t xml:space="preserve"> </w:t>
-      </w:r>
-    </w:p>
-    <w:p>
-      <w:pPr>
-        <w:numPr>
-          <w:ilvl w:val="0"/>
-          <w:numId w:val="1"/>
-        </w:numPr>
-        <w:spacing w:after="30" w:line="268" w:lineRule="auto"/>
-        <w:ind w:hanging="360"/>
-      </w:pPr>
-      <w:r>
-        <w:rPr>
-          <w:sz w:val="24"/>
-        </w:rPr>
-        <w:t xml:space="preserve">KNC Homeowners are on the hook for paying </w:t>
-      </w:r>
-      <w:r>
-        <w:rPr>
-          <w:b/>
-          <w:sz w:val="24"/>
-        </w:rPr>
-        <w:t>15.5 million dollars to reconstruct the consistently-money-losing Warren Station</w:t>
-      </w:r>
-      <w:r>
-        <w:rPr>
-          <w:sz w:val="24"/>
-        </w:rPr>
-        <w:t xml:space="preserve">, even though Vail Resorts owns it, not the KNC.   </w:t>
-      </w:r>
-      <w:r>
-        <w:t xml:space="preserve"> </w:t>
-      </w:r>
-    </w:p>
-    <w:p>
-      <w:pPr>
-        <w:numPr>
-          <w:ilvl w:val="0"/>
-          <w:numId w:val="1"/>
-        </w:numPr>
-        <w:spacing w:after="22" w:line="276" w:lineRule="auto"/>
-        <w:ind w:hanging="360"/>
-      </w:pPr>
-      <w:r>
-        <w:rPr>
-          <w:sz w:val="24"/>
-        </w:rPr>
-        <w:t xml:space="preserve">KNC Homeowners have paid for </w:t>
-      </w:r>
-      <w:r>
-        <w:rPr>
-          <w:b/>
-          <w:i/>
-          <w:sz w:val="24"/>
-        </w:rPr>
-        <w:t>Very Expensive Improvements</w:t>
-      </w:r>
-      <w:r>
-        <w:rPr>
-          <w:sz w:val="24"/>
-        </w:rPr>
-        <w:t xml:space="preserve"> on </w:t>
-      </w:r>
-      <w:r>
-        <w:rPr>
-          <w:b/>
-          <w:sz w:val="24"/>
-        </w:rPr>
-        <w:t xml:space="preserve">US Forest </w:t>
-      </w:r>
-      <w:proofErr w:type="spellStart"/>
-      <w:r>
-        <w:rPr>
-          <w:b/>
-          <w:sz w:val="24"/>
-        </w:rPr>
-        <w:t>Serviceowned</w:t>
-      </w:r>
-      <w:proofErr w:type="spellEnd"/>
-      <w:r>
-        <w:rPr>
-          <w:b/>
-          <w:sz w:val="24"/>
-        </w:rPr>
-        <w:t xml:space="preserve"> property</w:t>
-      </w:r>
-      <w:r>
-        <w:rPr>
-          <w:sz w:val="24"/>
-        </w:rPr>
-        <w:t xml:space="preserve"> that benefits </w:t>
-      </w:r>
-      <w:r>
-        <w:rPr>
-          <w:b/>
-          <w:i/>
-          <w:sz w:val="24"/>
-        </w:rPr>
-        <w:t>only the Timbers and the Lone Eagle Condo Owners</w:t>
-      </w:r>
-      <w:r>
-        <w:rPr>
-          <w:sz w:val="24"/>
-        </w:rPr>
-        <w:t xml:space="preserve"> – at a cost of almost 5 million dollars.   </w:t>
-      </w:r>
-      <w:r>
-        <w:t xml:space="preserve"> </w:t>
-      </w:r>
-    </w:p>
-    <w:p>
-      <w:pPr>
-        <w:numPr>
-          <w:ilvl w:val="0"/>
-          <w:numId w:val="1"/>
-        </w:numPr>
-        <w:spacing w:after="201" w:line="277" w:lineRule="auto"/>
-        <w:ind w:hanging="360"/>
-      </w:pPr>
-      <w:proofErr w:type="gramStart"/>
-      <w:r>
-        <w:rPr>
-          <w:sz w:val="24"/>
-        </w:rPr>
-        <w:t>And,</w:t>
-      </w:r>
-      <w:proofErr w:type="gramEnd"/>
-      <w:r>
-        <w:rPr>
-          <w:sz w:val="24"/>
-        </w:rPr>
-        <w:t xml:space="preserve"> </w:t>
-      </w:r>
-      <w:r>
-        <w:rPr>
-          <w:b/>
-          <w:sz w:val="24"/>
-        </w:rPr>
-        <w:t>the snowmelt system on Timbers Lane, on government property, appears to violate Keystone Resorts’ Permit to Operate the ski resor</w:t>
-      </w:r>
-      <w:r>
-        <w:rPr>
-          <w:sz w:val="24"/>
-        </w:rPr>
-        <w:t xml:space="preserve">t.   </w:t>
-      </w:r>
-      <w:r>
-        <w:t xml:space="preserve"> </w:t>
-      </w:r>
-    </w:p>
-    <w:p>
-      <w:pPr>
-        <w:spacing w:after="182" w:line="264" w:lineRule="auto"/>
-        <w:ind w:left="26" w:right="25" w:hanging="10"/>
-        <w:jc w:val="center"/>
-        <w:rPr>
-          <w:sz w:val="32"/>
-          <w:szCs w:val="32"/>
-        </w:rPr>
-      </w:pPr>
-      <w:r>
-        <w:rPr>
-          <w:b/>
-          <w:sz w:val="32"/>
-          <w:szCs w:val="32"/>
-        </w:rPr>
-        <w:t xml:space="preserve">VAIL RESORTS WANTS IT BOTH WAYS </w:t>
-      </w:r>
-      <w:proofErr w:type="gramStart"/>
-      <w:r>
-        <w:rPr>
-          <w:b/>
-          <w:sz w:val="32"/>
-          <w:szCs w:val="32"/>
-        </w:rPr>
-        <w:t>–  JOIN</w:t>
-      </w:r>
-      <w:proofErr w:type="gramEnd"/>
-      <w:r>
-        <w:rPr>
-          <w:sz w:val="32"/>
-          <w:szCs w:val="32"/>
-        </w:rPr>
-        <w:t xml:space="preserve"> </w:t>
-      </w:r>
-      <w:r>
-        <w:rPr>
-          <w:b/>
-          <w:sz w:val="32"/>
-          <w:szCs w:val="32"/>
-        </w:rPr>
-        <w:t>THE FIGHT AND SAY NO WAY!</w:t>
-      </w:r>
-    </w:p>
-    <w:p>
-      <w:pPr>
-        <w:numPr>
-          <w:ilvl w:val="0"/>
-          <w:numId w:val="1"/>
-        </w:numPr>
-        <w:spacing w:after="18" w:line="277" w:lineRule="auto"/>
-        <w:ind w:hanging="360"/>
-      </w:pPr>
-      <w:r>
-        <w:rPr>
-          <w:sz w:val="24"/>
-        </w:rPr>
-        <w:lastRenderedPageBreak/>
-        <w:t xml:space="preserve">By keeping assets on their books, Vail Resorts can </w:t>
-      </w:r>
-      <w:r>
-        <w:rPr>
-          <w:b/>
-          <w:sz w:val="24"/>
-        </w:rPr>
-        <w:t xml:space="preserve">obtain more favorable loan terms for their purchase of other ski resorts. </w:t>
-      </w:r>
-      <w:r>
-        <w:t xml:space="preserve"> </w:t>
-      </w:r>
-    </w:p>
-    <w:p>
-      <w:pPr>
-        <w:numPr>
-          <w:ilvl w:val="0"/>
-          <w:numId w:val="1"/>
-        </w:numPr>
-        <w:spacing w:after="18" w:line="277" w:lineRule="auto"/>
-        <w:ind w:hanging="360"/>
-      </w:pPr>
-      <w:r>
-        <w:rPr>
-          <w:sz w:val="24"/>
-        </w:rPr>
-        <w:t xml:space="preserve">Yet </w:t>
-      </w:r>
-      <w:r>
-        <w:rPr>
-          <w:b/>
-          <w:sz w:val="24"/>
-        </w:rPr>
-        <w:t xml:space="preserve">by pretending that these </w:t>
-      </w:r>
-      <w:proofErr w:type="gramStart"/>
-      <w:r>
-        <w:rPr>
-          <w:b/>
-          <w:sz w:val="24"/>
-        </w:rPr>
-        <w:t>our  HOA</w:t>
-      </w:r>
-      <w:proofErr w:type="gramEnd"/>
-      <w:r>
-        <w:rPr>
-          <w:b/>
-          <w:sz w:val="24"/>
-        </w:rPr>
-        <w:t xml:space="preserve"> “</w:t>
-      </w:r>
-      <w:proofErr w:type="gramStart"/>
-      <w:r>
-        <w:rPr>
-          <w:b/>
-          <w:sz w:val="24"/>
-        </w:rPr>
-        <w:t>commonly-owned</w:t>
-      </w:r>
-      <w:proofErr w:type="gramEnd"/>
-      <w:r>
-        <w:rPr>
-          <w:b/>
-          <w:sz w:val="24"/>
-        </w:rPr>
-        <w:t>” KNC properties</w:t>
-      </w:r>
-      <w:r>
-        <w:rPr>
-          <w:sz w:val="24"/>
-        </w:rPr>
-        <w:t xml:space="preserve">, </w:t>
-      </w:r>
-      <w:r>
-        <w:rPr>
-          <w:b/>
-          <w:sz w:val="24"/>
-        </w:rPr>
-        <w:t>Vail Resorts can make us pay for their upkeep and improvements</w:t>
-      </w:r>
-      <w:r>
-        <w:rPr>
-          <w:sz w:val="24"/>
-        </w:rPr>
-        <w:t xml:space="preserve">. </w:t>
-      </w:r>
-      <w:r>
-        <w:t xml:space="preserve"> </w:t>
-      </w:r>
-    </w:p>
-    <w:p>
-      <w:pPr>
-        <w:numPr>
-          <w:ilvl w:val="0"/>
-          <w:numId w:val="1"/>
-        </w:numPr>
-        <w:spacing w:after="18" w:line="277" w:lineRule="auto"/>
-        <w:ind w:hanging="360"/>
-      </w:pPr>
-      <w:r>
-        <w:rPr>
-          <w:b/>
-          <w:sz w:val="24"/>
-        </w:rPr>
-        <w:t xml:space="preserve">Join the fight to correct these outrageous and unfair taxes and payments </w:t>
-      </w:r>
-      <w:r>
-        <w:rPr>
-          <w:sz w:val="24"/>
-        </w:rPr>
-        <w:t xml:space="preserve">from KNC homeowners to Vail Resorts. </w:t>
-      </w:r>
-      <w:r>
-        <w:t xml:space="preserve"> </w:t>
-      </w:r>
-    </w:p>
-    <w:p>
-      <w:pPr>
-        <w:numPr>
-          <w:ilvl w:val="0"/>
-          <w:numId w:val="1"/>
-        </w:numPr>
-        <w:spacing w:after="15" w:line="264" w:lineRule="auto"/>
-        <w:ind w:hanging="360"/>
-      </w:pPr>
-      <w:r>
-        <w:rPr>
-          <w:b/>
-          <w:color w:val="EE0000"/>
-          <w:sz w:val="24"/>
-        </w:rPr>
-        <w:t xml:space="preserve">Join the fight to take away the 1,000 votes from the Beaver Pond. </w:t>
-      </w:r>
-      <w:r>
-        <w:t xml:space="preserve"> </w:t>
-      </w:r>
-    </w:p>
-    <w:p>
-      <w:pPr>
-        <w:numPr>
-          <w:ilvl w:val="0"/>
-          <w:numId w:val="1"/>
-        </w:numPr>
-        <w:spacing w:after="18" w:line="277" w:lineRule="auto"/>
-        <w:ind w:hanging="360"/>
-      </w:pPr>
-      <w:r>
-        <w:rPr>
-          <w:b/>
-          <w:sz w:val="24"/>
-        </w:rPr>
-        <w:t>Join the fight to convey the River Run parcels to the KNC for free</w:t>
-      </w:r>
-      <w:r>
-        <w:rPr>
-          <w:sz w:val="24"/>
-        </w:rPr>
-        <w:t xml:space="preserve"> as the Keystone PUD requires, </w:t>
-      </w:r>
-      <w:r>
-        <w:rPr>
-          <w:b/>
-          <w:i/>
-          <w:sz w:val="24"/>
-        </w:rPr>
-        <w:t xml:space="preserve">after </w:t>
-      </w:r>
-      <w:r>
-        <w:rPr>
-          <w:sz w:val="24"/>
-        </w:rPr>
-        <w:t>the 1,000 votes are taken away.</w:t>
-      </w:r>
-      <w:r>
-        <w:rPr>
-          <w:b/>
-          <w:sz w:val="24"/>
-        </w:rPr>
         <w:t xml:space="preserve">  </w:t>
-      </w:r>
-      <w:r>
-        <w:t xml:space="preserve"> </w:t>
-      </w:r>
-    </w:p>
-    <w:p>
-      <w:pPr>
-        <w:numPr>
-          <w:ilvl w:val="0"/>
-          <w:numId w:val="1"/>
-        </w:numPr>
-        <w:spacing w:after="15" w:line="264" w:lineRule="auto"/>
-        <w:ind w:hanging="360"/>
-      </w:pPr>
-      <w:r>
-        <w:rPr>
-          <w:b/>
-          <w:color w:val="EE0000"/>
-          <w:sz w:val="24"/>
-        </w:rPr>
-        <w:t xml:space="preserve">Join the fight to tell Vail Resorts to stop spending our money for improvements </w:t>
-      </w:r>
-      <w:r>
-        <w:rPr>
-          <w:b/>
-          <w:sz w:val="24"/>
-        </w:rPr>
-        <w:t xml:space="preserve">on Kindred’s property. </w:t>
-      </w:r>
-      <w:r>
-        <w:rPr>
-          <w:b/>
-          <w:color w:val="EE0000"/>
-          <w:sz w:val="24"/>
-        </w:rPr>
-        <w:t xml:space="preserve"> </w:t>
-      </w:r>
-      <w:r>
-        <w:t xml:space="preserve"> </w:t>
-      </w:r>
-    </w:p>
-    <w:p>
-      <w:pPr>
-        <w:numPr>
-          <w:ilvl w:val="0"/>
-          <w:numId w:val="1"/>
-        </w:numPr>
-        <w:spacing w:after="30" w:line="268" w:lineRule="auto"/>
-        <w:ind w:hanging="360"/>
-      </w:pPr>
-      <w:r>
-        <w:rPr>
-          <w:b/>
-          <w:sz w:val="24"/>
-        </w:rPr>
-        <w:t>Join the fight to tell Vail Resorts that none of us gets to have it both ways</w:t>
-      </w:r>
-      <w:r>
-        <w:rPr>
-          <w:sz w:val="24"/>
-        </w:rPr>
-        <w:t xml:space="preserve">, where you get to keep property in your asset column while you make others pay the bills for the property. </w:t>
-      </w:r>
-      <w:r>
-        <w:t xml:space="preserve"> </w:t>
       </w:r>
     </w:p>
     <w:sectPr>
